--- a/8_Software_Development/18_June_2026_To_18_July_2026_Roadmap.docx
+++ b/8_Software_Development/18_June_2026_To_18_July_2026_Roadmap.docx
@@ -128,28 +128,18 @@
     <w:p>
       <w:pPr>
         <w:pStyle w:val="Heading1"/>
-        <w:rPr>
-          <w:color w:val="auto"/>
-        </w:rPr>
-      </w:pPr>
-      <w:r>
-        <w:rPr>
-          <w:color w:val="auto"/>
-        </w:rPr>
+      </w:pPr>
+      <w:r>
         <w:t>WEEK 1 — Programming Foundations</w:t>
       </w:r>
     </w:p>
     <w:p>
       <w:pPr>
         <w:pStyle w:val="Heading1"/>
-        <w:rPr>
-          <w:color w:val="auto"/>
-        </w:rPr>
-      </w:pPr>
-      <w:r>
-        <w:rPr>
-          <w:color w:val="auto"/>
-          <w:highlight w:val="yellow"/>
+      </w:pPr>
+      <w:r>
+        <w:rPr>
+          <w:highlight w:val="green"/>
         </w:rPr>
         <w:t>Day 1</w:t>
       </w:r>
@@ -157,14 +147,8 @@
     <w:p>
       <w:pPr>
         <w:pStyle w:val="Heading2"/>
-        <w:rPr>
-          <w:color w:val="auto"/>
-        </w:rPr>
-      </w:pPr>
-      <w:r>
-        <w:rPr>
-          <w:color w:val="auto"/>
-        </w:rPr>
+      </w:pPr>
+      <w:r>
         <w:t>Learn</w:t>
       </w:r>
     </w:p>
@@ -193,14 +177,8 @@
     <w:p>
       <w:pPr>
         <w:pStyle w:val="Heading2"/>
-        <w:rPr>
-          <w:color w:val="auto"/>
-        </w:rPr>
-      </w:pPr>
-      <w:r>
-        <w:rPr>
-          <w:color w:val="auto"/>
-        </w:rPr>
+      </w:pPr>
+      <w:r>
         <w:lastRenderedPageBreak/>
         <w:t>Practice</w:t>
       </w:r>
@@ -218,14 +196,8 @@
     <w:p>
       <w:pPr>
         <w:pStyle w:val="Heading2"/>
-        <w:rPr>
-          <w:color w:val="auto"/>
-        </w:rPr>
-      </w:pPr>
-      <w:r>
-        <w:rPr>
-          <w:color w:val="auto"/>
-        </w:rPr>
+      </w:pPr>
+      <w:r>
         <w:t>Project</w:t>
       </w:r>
     </w:p>
@@ -252,14 +224,8 @@
     <w:p>
       <w:pPr>
         <w:pStyle w:val="Heading2"/>
-        <w:rPr>
-          <w:color w:val="auto"/>
-        </w:rPr>
-      </w:pPr>
-      <w:r>
-        <w:rPr>
-          <w:color w:val="auto"/>
-        </w:rPr>
+      </w:pPr>
+      <w:r>
         <w:t>AI Task</w:t>
       </w:r>
     </w:p>
@@ -277,31 +243,17 @@
     </w:p>
     <w:p>
       <w:pPr>
-        <w:rPr>
-          <w:b/>
-          <w:bCs/>
-        </w:rPr>
-      </w:pPr>
-      <w:r>
-        <w:rPr>
-          <w:b/>
-          <w:bCs/>
-        </w:rPr>
+        <w:pStyle w:val="Heading1"/>
+      </w:pPr>
+      <w:r>
         <w:t>Day 2</w:t>
       </w:r>
     </w:p>
     <w:p>
       <w:pPr>
-        <w:rPr>
-          <w:b/>
-          <w:bCs/>
-        </w:rPr>
-      </w:pPr>
-      <w:r>
-        <w:rPr>
-          <w:b/>
-          <w:bCs/>
-        </w:rPr>
+        <w:pStyle w:val="Heading2"/>
+      </w:pPr>
+      <w:r>
         <w:t>Learn</w:t>
       </w:r>
     </w:p>
@@ -378,16 +330,9 @@
     </w:p>
     <w:p>
       <w:pPr>
-        <w:rPr>
-          <w:b/>
-          <w:bCs/>
-        </w:rPr>
-      </w:pPr>
-      <w:r>
-        <w:rPr>
-          <w:b/>
-          <w:bCs/>
-        </w:rPr>
+        <w:pStyle w:val="Heading2"/>
+      </w:pPr>
+      <w:r>
         <w:t>Practice</w:t>
       </w:r>
     </w:p>
@@ -398,16 +343,9 @@
     </w:p>
     <w:p>
       <w:pPr>
-        <w:rPr>
-          <w:b/>
-          <w:bCs/>
-        </w:rPr>
-      </w:pPr>
-      <w:r>
-        <w:rPr>
-          <w:b/>
-          <w:bCs/>
-        </w:rPr>
+        <w:pStyle w:val="Heading2"/>
+      </w:pPr>
+      <w:r>
         <w:t>Project</w:t>
       </w:r>
     </w:p>
@@ -433,16 +371,9 @@
     </w:p>
     <w:p>
       <w:pPr>
-        <w:rPr>
-          <w:b/>
-          <w:bCs/>
-        </w:rPr>
-      </w:pPr>
-      <w:r>
-        <w:rPr>
-          <w:b/>
-          <w:bCs/>
-        </w:rPr>
+        <w:pStyle w:val="Heading2"/>
+      </w:pPr>
+      <w:r>
         <w:t>AI Task</w:t>
       </w:r>
     </w:p>
@@ -7763,7 +7694,7 @@
     <w:link w:val="Heading1Char"/>
     <w:uiPriority w:val="9"/>
     <w:qFormat/>
-    <w:rsid w:val="00A04E46"/>
+    <w:rsid w:val="002E41EC"/>
     <w:pPr>
       <w:keepNext/>
       <w:keepLines/>
@@ -7773,7 +7704,6 @@
     <w:rPr>
       <w:rFonts w:eastAsiaTheme="majorEastAsia" w:cstheme="majorBidi"/>
       <w:b/>
-      <w:color w:val="4472C4" w:themeColor="accent1"/>
       <w:sz w:val="48"/>
       <w:szCs w:val="36"/>
     </w:rPr>
@@ -7787,7 +7717,7 @@
     <w:uiPriority w:val="9"/>
     <w:unhideWhenUsed/>
     <w:qFormat/>
-    <w:rsid w:val="00A04E46"/>
+    <w:rsid w:val="002E41EC"/>
     <w:pPr>
       <w:keepNext/>
       <w:keepLines/>
@@ -7796,7 +7726,6 @@
     </w:pPr>
     <w:rPr>
       <w:rFonts w:ascii="Poppins SemiBold" w:eastAsiaTheme="majorEastAsia" w:hAnsi="Poppins SemiBold" w:cstheme="majorBidi"/>
-      <w:color w:val="4472C4" w:themeColor="accent1"/>
       <w:sz w:val="40"/>
       <w:szCs w:val="29"/>
     </w:rPr>
@@ -7987,11 +7916,11 @@
     <w:basedOn w:val="DefaultParagraphFont"/>
     <w:link w:val="Heading1"/>
     <w:uiPriority w:val="9"/>
-    <w:rsid w:val="00A04E46"/>
+    <w:rsid w:val="002E41EC"/>
     <w:rPr>
       <w:rFonts w:eastAsiaTheme="majorEastAsia" w:cstheme="majorBidi"/>
       <w:b/>
-      <w:color w:val="4472C4" w:themeColor="accent1"/>
+      <w:color w:val="auto"/>
       <w:sz w:val="48"/>
       <w:szCs w:val="36"/>
     </w:rPr>
@@ -8002,10 +7931,10 @@
     <w:basedOn w:val="DefaultParagraphFont"/>
     <w:link w:val="Heading2"/>
     <w:uiPriority w:val="9"/>
-    <w:rsid w:val="00A04E46"/>
+    <w:rsid w:val="002E41EC"/>
     <w:rPr>
       <w:rFonts w:ascii="Poppins SemiBold" w:eastAsiaTheme="majorEastAsia" w:hAnsi="Poppins SemiBold" w:cstheme="majorBidi"/>
-      <w:color w:val="4472C4" w:themeColor="accent1"/>
+      <w:color w:val="auto"/>
       <w:sz w:val="40"/>
       <w:szCs w:val="29"/>
     </w:rPr>
@@ -8139,13 +8068,14 @@
     <w:link w:val="SubtitleChar"/>
     <w:uiPriority w:val="11"/>
     <w:qFormat/>
-    <w:rsid w:val="00A04E46"/>
+    <w:rsid w:val="002E41EC"/>
     <w:pPr>
       <w:numPr>
         <w:ilvl w:val="1"/>
       </w:numPr>
     </w:pPr>
     <w:rPr>
+      <w:color w:val="auto"/>
       <w:spacing w:val="15"/>
     </w:rPr>
   </w:style>
@@ -8155,10 +8085,10 @@
     <w:basedOn w:val="DefaultParagraphFont"/>
     <w:link w:val="Subtitle"/>
     <w:uiPriority w:val="11"/>
-    <w:rsid w:val="00A04E46"/>
+    <w:rsid w:val="002E41EC"/>
     <w:rPr>
       <w:rFonts w:eastAsiaTheme="majorEastAsia" w:cstheme="majorBidi"/>
-      <w:color w:val="4472C4" w:themeColor="accent1"/>
+      <w:color w:val="auto"/>
       <w:spacing w:val="15"/>
       <w:sz w:val="28"/>
       <w:szCs w:val="25"/>
